--- a/Documentacion/Documentos Scrum/SPRINT #4/Sprint_Planning #4.docx
+++ b/Documentacion/Documentos Scrum/SPRINT #4/Sprint_Planning #4.docx
@@ -2038,7 +2038,7 @@
       <w:szCs w:val="18"/>
     </w:rPr>
   </w:style>
-  <w:style w:type="character" w:styleId="Textoennegrita">
+  <w:style w:type="character" w:styleId="Fuerte">
     <w:name w:val="Strong"/>
     <w:basedOn w:val="Fuentedeprrafopredeter"/>
     <w:uiPriority w:val="22"/>
